--- a/assets/libreoffice_writ_njc/409f8738-31ec-406f-898f-01ed419b74b4/Meeting_L3_03.docx
+++ b/assets/libreoffice_writ_njc/409f8738-31ec-406f-898f-01ed419b74b4/Meeting_L3_03.docx
@@ -33,12 +33,12 @@
       <w:pPr>
         <w:pStyle w:val="Heading1"/>
         <w:rPr>
-          <w:color w:val="C9211E"/>
+          <w:color w:val="003366"/>
         </w:rPr>
       </w:pPr>
       <w:r>
         <w:rPr>
-          <w:color w:val="C9211E"/>
+          <w:color w:val="003366"/>
         </w:rPr>
         <w:t>Attendees</w:t>
       </w:r>
@@ -64,12 +64,12 @@
       <w:pPr>
         <w:pStyle w:val="Heading1"/>
         <w:rPr>
-          <w:color w:val="5B277D"/>
+          <w:color w:val="003366"/>
         </w:rPr>
       </w:pPr>
       <w:r>
         <w:rPr>
-          <w:color w:val="5B277D"/>
+          <w:color w:val="003366"/>
         </w:rPr>
         <w:t>Agenda Items</w:t>
       </w:r>
@@ -118,12 +118,12 @@
       <w:pPr>
         <w:pStyle w:val="Heading1"/>
         <w:rPr>
-          <w:color w:val="5B277D"/>
+          <w:color w:val="003366"/>
         </w:rPr>
       </w:pPr>
       <w:r>
         <w:rPr>
-          <w:color w:val="5B277D"/>
+          <w:color w:val="003366"/>
         </w:rPr>
         <w:t>Discussion Summary</w:t>
       </w:r>
@@ -142,14 +142,52 @@
       <w:pPr>
         <w:pStyle w:val="Heading1"/>
         <w:rPr>
-          <w:color w:val="5B277D"/>
+          <w:color w:val="003366"/>
         </w:rPr>
       </w:pPr>
       <w:r>
         <w:rPr>
-          <w:color w:val="5B277D"/>
+          <w:color w:val="003366"/>
         </w:rPr>
         <w:t>Action Items</w:t>
+      </w:r>
+    </w:p>
+    <w:p>
+      <w:pPr>
+        <w:pStyle w:val="Normal"/>
+        <w:rPr>
+          <w:i/>
+          <w:i/>
+          <w:iCs/>
+        </w:rPr>
+      </w:pPr>
+      <w:r>
+        <w:rPr>
+          <w:b/>
+          <w:bCs/>
+          <w:i/>
+          <w:iCs/>
+        </w:rPr>
+        <w:t>Sarah: Prepare detailed First Quarter financial report by April 5</w:t>
+      </w:r>
+    </w:p>
+    <w:p>
+      <w:pPr>
+        <w:pStyle w:val="Normal"/>
+        <w:rPr>
+          <w:i/>
+          <w:i/>
+          <w:iCs/>
+        </w:rPr>
+      </w:pPr>
+      <w:r>
+        <w:rPr>
+          <w:b/>
+          <w:bCs/>
+          <w:i/>
+          <w:iCs/>
+        </w:rPr>
+        <w:t>Mike: Finalize Second Quarter sprint planning by April 3</w:t>
       </w:r>
     </w:p>
     <w:p>
@@ -165,8 +203,17 @@
         <w:rPr>
           <w:b/>
           <w:bCs/>
+          <w:i/>
+          <w:iCs/>
         </w:rPr>
-        <w:t>Sarah: Prepare detailed First Quarter financial report by April 5</w:t>
+        <w:t>Lisa: Schedule customer advisory board meetin</w:t>
+      </w:r>
+      <w:r>
+        <w:rPr>
+          <w:b/>
+          <w:bCs/>
+        </w:rPr>
+        <w:t>g for April 15</w:t>
       </w:r>
     </w:p>
     <w:p>
@@ -183,67 +230,36 @@
           <w:b/>
           <w:bCs/>
         </w:rPr>
-        <w:t>Mike: Finalize Second Quarter sprint planning by April 3</w:t>
       </w:r>
     </w:p>
     <w:p>
       <w:pPr>
         <w:pStyle w:val="Normal"/>
         <w:rPr>
-          <w:b/>
-          <w:b/>
-          <w:bCs/>
+          <w:i/>
+          <w:i/>
+          <w:iCs/>
         </w:rPr>
       </w:pPr>
       <w:r>
         <w:rPr>
-          <w:b/>
-          <w:bCs/>
+          <w:i/>
+          <w:iCs/>
         </w:rPr>
-        <w:t>Lisa: Schedule customer advisory board meeting for April 15</w:t>
-      </w:r>
-    </w:p>
-    <w:p>
-      <w:pPr>
-        <w:pStyle w:val="Normal"/>
-        <w:rPr>
-          <w:b/>
-          <w:b/>
-          <w:bCs/>
-        </w:rPr>
-      </w:pPr>
-      <w:r>
-        <w:rPr>
-          <w:b/>
-          <w:bCs/>
-        </w:rPr>
-        <w:t xml:space="preserve">--- </w:t>
-      </w:r>
-      <w:r>
-        <w:rPr>
-          <w:b/>
-          <w:bCs/>
-        </w:rPr>
-        <w:t>End of Meeting Minutes ---</w:t>
-      </w:r>
-    </w:p>
-    <w:p>
-      <w:pPr>
-        <w:pStyle w:val="Normal"/>
-        <w:rPr/>
-      </w:pPr>
-      <w:r>
-        <w:rPr/>
         <w:t>Tom: Submit hiring requisitions for 5 senior engineers by April 1</w:t>
       </w:r>
     </w:p>
     <w:p>
       <w:pPr>
         <w:pStyle w:val="Heading1"/>
-        <w:rPr/>
+        <w:rPr>
+          <w:color w:val="003366"/>
+        </w:rPr>
       </w:pPr>
       <w:r>
-        <w:rPr/>
+        <w:rPr>
+          <w:color w:val="003366"/>
+        </w:rPr>
         <w:t>Next Meeting</w:t>
       </w:r>
     </w:p>
@@ -259,6 +275,20 @@
       <w:r>
         <w:rPr/>
         <w:t>April 25, 2025, 10:00 AM, Conference Room A</w:t>
+      </w:r>
+    </w:p>
+    <w:p>
+      <w:pPr>
+        <w:pStyle w:val="Normal"/>
+        <w:widowControl/>
+        <w:bidi w:val="0"/>
+        <w:spacing w:lineRule="auto" w:line="276" w:before="0" w:after="200"/>
+        <w:jc w:val="left"/>
+        <w:rPr/>
+      </w:pPr>
+      <w:r>
+        <w:rPr/>
+        <w:t>--- End of Meeting Minutes ---</w:t>
       </w:r>
     </w:p>
     <w:sectPr>
@@ -303,6 +333,7 @@
         </w:tabs>
         <w:ind w:left="1080" w:hanging="360"/>
       </w:pPr>
+      <w:rPr/>
     </w:lvl>
     <w:lvl w:ilvl="2">
       <w:start w:val="1"/>
@@ -315,6 +346,7 @@
         </w:tabs>
         <w:ind w:left="1440" w:hanging="360"/>
       </w:pPr>
+      <w:rPr/>
     </w:lvl>
     <w:lvl w:ilvl="3">
       <w:start w:val="1"/>
@@ -327,6 +359,7 @@
         </w:tabs>
         <w:ind w:left="1800" w:hanging="360"/>
       </w:pPr>
+      <w:rPr/>
     </w:lvl>
     <w:lvl w:ilvl="4">
       <w:start w:val="1"/>
@@ -339,6 +372,7 @@
         </w:tabs>
         <w:ind w:left="2160" w:hanging="360"/>
       </w:pPr>
+      <w:rPr/>
     </w:lvl>
     <w:lvl w:ilvl="5">
       <w:start w:val="1"/>
@@ -351,6 +385,7 @@
         </w:tabs>
         <w:ind w:left="2520" w:hanging="360"/>
       </w:pPr>
+      <w:rPr/>
     </w:lvl>
     <w:lvl w:ilvl="6">
       <w:start w:val="1"/>
@@ -363,6 +398,7 @@
         </w:tabs>
         <w:ind w:left="2880" w:hanging="360"/>
       </w:pPr>
+      <w:rPr/>
     </w:lvl>
     <w:lvl w:ilvl="7">
       <w:start w:val="1"/>
@@ -375,6 +411,7 @@
         </w:tabs>
         <w:ind w:left="3240" w:hanging="360"/>
       </w:pPr>
+      <w:rPr/>
     </w:lvl>
     <w:lvl w:ilvl="8">
       <w:start w:val="1"/>
@@ -387,6 +424,7 @@
         </w:tabs>
         <w:ind w:left="3600" w:hanging="360"/>
       </w:pPr>
+      <w:rPr/>
     </w:lvl>
   </w:abstractNum>
   <w:abstractNum w:abstractNumId="2">
@@ -416,6 +454,7 @@
         </w:tabs>
         <w:ind w:left="1080" w:hanging="360"/>
       </w:pPr>
+      <w:rPr/>
     </w:lvl>
     <w:lvl w:ilvl="2">
       <w:start w:val="1"/>
@@ -428,6 +467,7 @@
         </w:tabs>
         <w:ind w:left="1440" w:hanging="360"/>
       </w:pPr>
+      <w:rPr/>
     </w:lvl>
     <w:lvl w:ilvl="3">
       <w:start w:val="1"/>
@@ -440,6 +480,7 @@
         </w:tabs>
         <w:ind w:left="1800" w:hanging="360"/>
       </w:pPr>
+      <w:rPr/>
     </w:lvl>
     <w:lvl w:ilvl="4">
       <w:start w:val="1"/>
@@ -452,6 +493,7 @@
         </w:tabs>
         <w:ind w:left="2160" w:hanging="360"/>
       </w:pPr>
+      <w:rPr/>
     </w:lvl>
     <w:lvl w:ilvl="5">
       <w:start w:val="1"/>
@@ -464,6 +506,7 @@
         </w:tabs>
         <w:ind w:left="2520" w:hanging="360"/>
       </w:pPr>
+      <w:rPr/>
     </w:lvl>
     <w:lvl w:ilvl="6">
       <w:start w:val="1"/>
@@ -476,6 +519,7 @@
         </w:tabs>
         <w:ind w:left="2880" w:hanging="360"/>
       </w:pPr>
+      <w:rPr/>
     </w:lvl>
     <w:lvl w:ilvl="7">
       <w:start w:val="1"/>
@@ -488,6 +532,7 @@
         </w:tabs>
         <w:ind w:left="3240" w:hanging="360"/>
       </w:pPr>
+      <w:rPr/>
     </w:lvl>
     <w:lvl w:ilvl="8">
       <w:start w:val="1"/>
@@ -500,6 +545,7 @@
         </w:tabs>
         <w:ind w:left="3600" w:hanging="360"/>
       </w:pPr>
+      <w:rPr/>
     </w:lvl>
   </w:abstractNum>
   <w:abstractNum w:abstractNumId="3">
@@ -529,6 +575,7 @@
         </w:tabs>
         <w:ind w:left="1080" w:hanging="360"/>
       </w:pPr>
+      <w:rPr/>
     </w:lvl>
     <w:lvl w:ilvl="2">
       <w:start w:val="1"/>
@@ -541,6 +588,7 @@
         </w:tabs>
         <w:ind w:left="1440" w:hanging="360"/>
       </w:pPr>
+      <w:rPr/>
     </w:lvl>
     <w:lvl w:ilvl="3">
       <w:start w:val="1"/>
@@ -553,6 +601,7 @@
         </w:tabs>
         <w:ind w:left="1800" w:hanging="360"/>
       </w:pPr>
+      <w:rPr/>
     </w:lvl>
     <w:lvl w:ilvl="4">
       <w:start w:val="1"/>
@@ -565,6 +614,7 @@
         </w:tabs>
         <w:ind w:left="2160" w:hanging="360"/>
       </w:pPr>
+      <w:rPr/>
     </w:lvl>
     <w:lvl w:ilvl="5">
       <w:start w:val="1"/>
@@ -577,6 +627,7 @@
         </w:tabs>
         <w:ind w:left="2520" w:hanging="360"/>
       </w:pPr>
+      <w:rPr/>
     </w:lvl>
     <w:lvl w:ilvl="6">
       <w:start w:val="1"/>
@@ -589,6 +640,7 @@
         </w:tabs>
         <w:ind w:left="2880" w:hanging="360"/>
       </w:pPr>
+      <w:rPr/>
     </w:lvl>
     <w:lvl w:ilvl="7">
       <w:start w:val="1"/>
@@ -601,6 +653,7 @@
         </w:tabs>
         <w:ind w:left="3240" w:hanging="360"/>
       </w:pPr>
+      <w:rPr/>
     </w:lvl>
     <w:lvl w:ilvl="8">
       <w:start w:val="1"/>
@@ -613,6 +666,7 @@
         </w:tabs>
         <w:ind w:left="3600" w:hanging="360"/>
       </w:pPr>
+      <w:rPr/>
     </w:lvl>
   </w:abstractNum>
   <w:abstractNum w:abstractNumId="4">
@@ -640,6 +694,7 @@
         </w:tabs>
         <w:ind w:left="1080" w:hanging="360"/>
       </w:pPr>
+      <w:rPr/>
     </w:lvl>
     <w:lvl w:ilvl="2">
       <w:start w:val="1"/>
@@ -652,6 +707,7 @@
         </w:tabs>
         <w:ind w:left="1440" w:hanging="360"/>
       </w:pPr>
+      <w:rPr/>
     </w:lvl>
     <w:lvl w:ilvl="3">
       <w:start w:val="1"/>
@@ -664,6 +720,7 @@
         </w:tabs>
         <w:ind w:left="1800" w:hanging="360"/>
       </w:pPr>
+      <w:rPr/>
     </w:lvl>
     <w:lvl w:ilvl="4">
       <w:start w:val="1"/>
@@ -676,6 +733,7 @@
         </w:tabs>
         <w:ind w:left="2160" w:hanging="360"/>
       </w:pPr>
+      <w:rPr/>
     </w:lvl>
     <w:lvl w:ilvl="5">
       <w:start w:val="1"/>
@@ -688,6 +746,7 @@
         </w:tabs>
         <w:ind w:left="2520" w:hanging="360"/>
       </w:pPr>
+      <w:rPr/>
     </w:lvl>
     <w:lvl w:ilvl="6">
       <w:start w:val="1"/>
@@ -700,6 +759,7 @@
         </w:tabs>
         <w:ind w:left="2880" w:hanging="360"/>
       </w:pPr>
+      <w:rPr/>
     </w:lvl>
     <w:lvl w:ilvl="7">
       <w:start w:val="1"/>
@@ -712,6 +772,7 @@
         </w:tabs>
         <w:ind w:left="3240" w:hanging="360"/>
       </w:pPr>
+      <w:rPr/>
     </w:lvl>
     <w:lvl w:ilvl="8">
       <w:start w:val="1"/>
@@ -724,6 +785,7 @@
         </w:tabs>
         <w:ind w:left="3600" w:hanging="360"/>
       </w:pPr>
+      <w:rPr/>
     </w:lvl>
   </w:abstractNum>
   <w:abstractNum w:abstractNumId="5">
@@ -751,6 +813,7 @@
         </w:tabs>
         <w:ind w:left="1080" w:hanging="360"/>
       </w:pPr>
+      <w:rPr/>
     </w:lvl>
     <w:lvl w:ilvl="2">
       <w:start w:val="1"/>
@@ -763,6 +826,7 @@
         </w:tabs>
         <w:ind w:left="1440" w:hanging="360"/>
       </w:pPr>
+      <w:rPr/>
     </w:lvl>
     <w:lvl w:ilvl="3">
       <w:start w:val="1"/>
@@ -775,6 +839,7 @@
         </w:tabs>
         <w:ind w:left="1800" w:hanging="360"/>
       </w:pPr>
+      <w:rPr/>
     </w:lvl>
     <w:lvl w:ilvl="4">
       <w:start w:val="1"/>
@@ -787,6 +852,7 @@
         </w:tabs>
         <w:ind w:left="2160" w:hanging="360"/>
       </w:pPr>
+      <w:rPr/>
     </w:lvl>
     <w:lvl w:ilvl="5">
       <w:start w:val="1"/>
@@ -799,6 +865,7 @@
         </w:tabs>
         <w:ind w:left="2520" w:hanging="360"/>
       </w:pPr>
+      <w:rPr/>
     </w:lvl>
     <w:lvl w:ilvl="6">
       <w:start w:val="1"/>
@@ -811,6 +878,7 @@
         </w:tabs>
         <w:ind w:left="2880" w:hanging="360"/>
       </w:pPr>
+      <w:rPr/>
     </w:lvl>
     <w:lvl w:ilvl="7">
       <w:start w:val="1"/>
@@ -823,6 +891,7 @@
         </w:tabs>
         <w:ind w:left="3240" w:hanging="360"/>
       </w:pPr>
+      <w:rPr/>
     </w:lvl>
     <w:lvl w:ilvl="8">
       <w:start w:val="1"/>
@@ -835,6 +904,7 @@
         </w:tabs>
         <w:ind w:left="3600" w:hanging="360"/>
       </w:pPr>
+      <w:rPr/>
     </w:lvl>
   </w:abstractNum>
   <w:abstractNum w:abstractNumId="6">
@@ -862,6 +932,7 @@
         </w:tabs>
         <w:ind w:left="1080" w:hanging="360"/>
       </w:pPr>
+      <w:rPr/>
     </w:lvl>
     <w:lvl w:ilvl="2">
       <w:start w:val="1"/>
@@ -874,6 +945,7 @@
         </w:tabs>
         <w:ind w:left="1440" w:hanging="360"/>
       </w:pPr>
+      <w:rPr/>
     </w:lvl>
     <w:lvl w:ilvl="3">
       <w:start w:val="1"/>
@@ -886,6 +958,7 @@
         </w:tabs>
         <w:ind w:left="1800" w:hanging="360"/>
       </w:pPr>
+      <w:rPr/>
     </w:lvl>
     <w:lvl w:ilvl="4">
       <w:start w:val="1"/>
@@ -898,6 +971,7 @@
         </w:tabs>
         <w:ind w:left="2160" w:hanging="360"/>
       </w:pPr>
+      <w:rPr/>
     </w:lvl>
     <w:lvl w:ilvl="5">
       <w:start w:val="1"/>
@@ -910,6 +984,7 @@
         </w:tabs>
         <w:ind w:left="2520" w:hanging="360"/>
       </w:pPr>
+      <w:rPr/>
     </w:lvl>
     <w:lvl w:ilvl="6">
       <w:start w:val="1"/>
@@ -922,6 +997,7 @@
         </w:tabs>
         <w:ind w:left="2880" w:hanging="360"/>
       </w:pPr>
+      <w:rPr/>
     </w:lvl>
     <w:lvl w:ilvl="7">
       <w:start w:val="1"/>
@@ -934,6 +1010,7 @@
         </w:tabs>
         <w:ind w:left="3240" w:hanging="360"/>
       </w:pPr>
+      <w:rPr/>
     </w:lvl>
     <w:lvl w:ilvl="8">
       <w:start w:val="1"/>
@@ -946,6 +1023,7 @@
         </w:tabs>
         <w:ind w:left="3600" w:hanging="360"/>
       </w:pPr>
+      <w:rPr/>
     </w:lvl>
   </w:abstractNum>
   <w:abstractNum w:abstractNumId="7">
@@ -1253,6 +1331,7 @@
     <w:rsid w:val="00fc693f"/>
     <w:pPr>
       <w:widowControl/>
+      <w:suppressAutoHyphens w:val="true"/>
       <w:bidi w:val="0"/>
       <w:spacing w:lineRule="auto" w:line="276" w:before="0" w:after="200"/>
       <w:jc w:val="left"/>
@@ -1945,6 +2024,7 @@
     <w:rsid w:val="00fc693f"/>
     <w:pPr>
       <w:widowControl/>
+      <w:suppressAutoHyphens w:val="true"/>
       <w:bidi w:val="0"/>
       <w:spacing w:lineRule="auto" w:line="240" w:before="0" w:after="0"/>
       <w:jc w:val="left"/>
@@ -2043,24 +2123,29 @@
       <w:szCs w:val="16"/>
     </w:rPr>
   </w:style>
-  <w:style w:type="paragraph" w:styleId="List2">
+  <w:style w:type="paragraph" w:styleId="ListBullet3">
     <w:name w:val="List Bullet 3"/>
     <w:basedOn w:val="Normal"/>
     <w:uiPriority w:val="99"/>
     <w:unhideWhenUsed/>
+    <w:qFormat/>
     <w:rsid w:val="00326f90"/>
     <w:pPr>
+      <w:numPr>
+        <w:ilvl w:val="0"/>
+        <w:numId w:val="3"/>
+      </w:numPr>
       <w:spacing w:before="0" w:after="200"/>
-      <w:ind w:left="720" w:hanging="360"/>
       <w:contextualSpacing/>
     </w:pPr>
     <w:rPr/>
   </w:style>
-  <w:style w:type="paragraph" w:styleId="List3">
+  <w:style w:type="paragraph" w:styleId="ListBullet4">
     <w:name w:val="List Bullet 4"/>
     <w:basedOn w:val="Normal"/>
     <w:uiPriority w:val="99"/>
     <w:unhideWhenUsed/>
+    <w:qFormat/>
     <w:rsid w:val="00326f90"/>
     <w:pPr>
       <w:spacing w:before="0" w:after="200"/>
@@ -2097,23 +2182,6 @@
       <w:numPr>
         <w:ilvl w:val="0"/>
         <w:numId w:val="2"/>
-      </w:numPr>
-      <w:spacing w:before="0" w:after="200"/>
-      <w:contextualSpacing/>
-    </w:pPr>
-    <w:rPr/>
-  </w:style>
-  <w:style w:type="paragraph" w:styleId="ListBullet3">
-    <w:name w:val="List Bullet 3"/>
-    <w:basedOn w:val="Normal"/>
-    <w:uiPriority w:val="99"/>
-    <w:unhideWhenUsed/>
-    <w:qFormat/>
-    <w:rsid w:val="00326f90"/>
-    <w:pPr>
-      <w:numPr>
-        <w:ilvl w:val="0"/>
-        <w:numId w:val="3"/>
       </w:numPr>
       <w:spacing w:before="0" w:after="200"/>
       <w:contextualSpacing/>
@@ -2232,6 +2300,7 @@
         <w:tab w:val="left" w:pos="3456" w:leader="none"/>
         <w:tab w:val="left" w:pos="4032" w:leader="none"/>
       </w:tabs>
+      <w:suppressAutoHyphens w:val="true"/>
       <w:bidi w:val="0"/>
       <w:spacing w:lineRule="auto" w:line="276" w:before="0" w:after="200"/>
       <w:jc w:val="left"/>

--- a/assets/libreoffice_writ_njc/409f8738-31ec-406f-898f-01ed419b74b4/Meeting_L3_03.docx
+++ b/assets/libreoffice_writ_njc/409f8738-31ec-406f-898f-01ed419b74b4/Meeting_L3_03.docx
@@ -6,10 +6,7 @@
       <w:pPr>
         <w:pStyle w:val="Title"/>
         <w:jc w:val="center"/>
-        <w:rPr>
-          <w:sz w:val="40"/>
-          <w:szCs w:val="40"/>
-        </w:rPr>
+        <w:rPr/>
       </w:pPr>
       <w:r>
         <w:rPr>
@@ -33,12 +30,12 @@
       <w:pPr>
         <w:pStyle w:val="Heading1"/>
         <w:rPr>
-          <w:color w:val="003366"/>
+          <w:color w:val="2A6099"/>
         </w:rPr>
       </w:pPr>
       <w:r>
         <w:rPr>
-          <w:color w:val="003366"/>
+          <w:color w:val="2A6099"/>
         </w:rPr>
         <w:t>Attendees</w:t>
       </w:r>
@@ -47,15 +44,15 @@
       <w:pPr>
         <w:pStyle w:val="Normal"/>
         <w:rPr>
-          <w:b/>
-          <w:b/>
-          <w:bCs/>
+          <w:b w:val="false"/>
+          <w:b w:val="false"/>
+          <w:bCs w:val="false"/>
         </w:rPr>
       </w:pPr>
       <w:r>
         <w:rPr>
-          <w:b/>
-          <w:bCs/>
+          <w:b w:val="false"/>
+          <w:bCs w:val="false"/>
         </w:rPr>
         <w:t>John Smith (CEO), Sarah Johnson (CFO), Mike Chen (CTO), Lisa Park (VP Sales), Tom Wilson (VP Engineering)</w:t>
       </w:r>
@@ -64,12 +61,12 @@
       <w:pPr>
         <w:pStyle w:val="Heading1"/>
         <w:rPr>
-          <w:color w:val="003366"/>
+          <w:color w:val="2A6099"/>
         </w:rPr>
       </w:pPr>
       <w:r>
         <w:rPr>
-          <w:color w:val="003366"/>
+          <w:color w:val="2A6099"/>
         </w:rPr>
         <w:t>Agenda Items</w:t>
       </w:r>
@@ -118,12 +115,12 @@
       <w:pPr>
         <w:pStyle w:val="Heading1"/>
         <w:rPr>
-          <w:color w:val="003366"/>
+          <w:color w:val="2A6099"/>
         </w:rPr>
       </w:pPr>
       <w:r>
         <w:rPr>
-          <w:color w:val="003366"/>
+          <w:color w:val="2A6099"/>
         </w:rPr>
         <w:t>Discussion Summary</w:t>
       </w:r>
@@ -142,14 +139,52 @@
       <w:pPr>
         <w:pStyle w:val="Heading1"/>
         <w:rPr>
-          <w:color w:val="003366"/>
+          <w:color w:val="2A6099"/>
         </w:rPr>
       </w:pPr>
       <w:r>
         <w:rPr>
-          <w:color w:val="003366"/>
+          <w:color w:val="2A6099"/>
         </w:rPr>
         <w:t>Action Items</w:t>
+      </w:r>
+    </w:p>
+    <w:p>
+      <w:pPr>
+        <w:pStyle w:val="Normal"/>
+        <w:rPr>
+          <w:i w:val="false"/>
+          <w:i w:val="false"/>
+          <w:iCs w:val="false"/>
+        </w:rPr>
+      </w:pPr>
+      <w:r>
+        <w:rPr>
+          <w:b/>
+          <w:bCs/>
+          <w:i w:val="false"/>
+          <w:iCs w:val="false"/>
+        </w:rPr>
+        <w:t>Sarah: Prepare detailed First Quarter financial report by April 5</w:t>
+      </w:r>
+    </w:p>
+    <w:p>
+      <w:pPr>
+        <w:pStyle w:val="Normal"/>
+        <w:rPr>
+          <w:i w:val="false"/>
+          <w:i w:val="false"/>
+          <w:iCs w:val="false"/>
+        </w:rPr>
+      </w:pPr>
+      <w:r>
+        <w:rPr>
+          <w:b/>
+          <w:bCs/>
+          <w:i w:val="false"/>
+          <w:iCs w:val="false"/>
+        </w:rPr>
+        <w:t>Mike: Finalize Second Quarter sprint planning by April 3</w:t>
       </w:r>
     </w:p>
     <w:p>
@@ -168,26 +203,7 @@
           <w:i/>
           <w:iCs/>
         </w:rPr>
-        <w:t>Sarah: Prepare detailed First Quarter financial report by April 5</w:t>
-      </w:r>
-    </w:p>
-    <w:p>
-      <w:pPr>
-        <w:pStyle w:val="Normal"/>
-        <w:rPr>
-          <w:i/>
-          <w:i/>
-          <w:iCs/>
-        </w:rPr>
-      </w:pPr>
-      <w:r>
-        <w:rPr>
-          <w:b/>
-          <w:bCs/>
-          <w:i/>
-          <w:iCs/>
-        </w:rPr>
-        <w:t>Mike: Finalize Second Quarter sprint planning by April 3</w:t>
+        <w:t>Lisa: Schedule customer advisory board meeting for April 15</w:t>
       </w:r>
     </w:p>
     <w:p>
@@ -201,19 +217,9 @@
       </w:pPr>
       <w:r>
         <w:rPr>
-          <w:b/>
-          <w:bCs/>
           <w:i/>
           <w:iCs/>
         </w:rPr>
-        <w:t>Lisa: Schedule customer advisory board meetin</w:t>
-      </w:r>
-      <w:r>
-        <w:rPr>
-          <w:b/>
-          <w:bCs/>
-        </w:rPr>
-        <w:t>g for April 15</w:t>
       </w:r>
     </w:p>
     <w:p>
@@ -236,15 +242,15 @@
       <w:pPr>
         <w:pStyle w:val="Normal"/>
         <w:rPr>
-          <w:i/>
-          <w:i/>
-          <w:iCs/>
+          <w:i w:val="false"/>
+          <w:i w:val="false"/>
+          <w:iCs w:val="false"/>
         </w:rPr>
       </w:pPr>
       <w:r>
         <w:rPr>
-          <w:i/>
-          <w:iCs/>
+          <w:i w:val="false"/>
+          <w:iCs w:val="false"/>
         </w:rPr>
         <w:t>Tom: Submit hiring requisitions for 5 senior engineers by April 1</w:t>
       </w:r>

--- a/assets/libreoffice_writ_njc/409f8738-31ec-406f-898f-01ed419b74b4/Meeting_L3_03.docx
+++ b/assets/libreoffice_writ_njc/409f8738-31ec-406f-898f-01ed419b74b4/Meeting_L3_03.docx
@@ -30,12 +30,13 @@
       <w:pPr>
         <w:pStyle w:val="Heading1"/>
         <w:rPr>
-          <w:color w:val="2A6099"/>
+          <w:color w:val="003366"/>
         </w:rPr>
       </w:pPr>
       <w:r>
         <w:rPr>
-          <w:color w:val="2A6099"/>
+          <w:color w:val="003366"/>
+          <w:shd w:fill="auto" w:val="clear"/>
         </w:rPr>
         <w:t>Attendees</w:t>
       </w:r>
@@ -61,12 +62,15 @@
       <w:pPr>
         <w:pStyle w:val="Heading1"/>
         <w:rPr>
-          <w:color w:val="2A6099"/>
+          <w:color w:val="003366"/>
+          <w:highlight w:val="none"/>
+          <w:shd w:fill="FFFF00" w:val="clear"/>
         </w:rPr>
       </w:pPr>
       <w:r>
         <w:rPr>
-          <w:color w:val="2A6099"/>
+          <w:color w:val="003366"/>
+          <w:shd w:fill="FFFF00" w:val="clear"/>
         </w:rPr>
         <w:t>Agenda Items</w:t>
       </w:r>
@@ -217,8 +221,8 @@
       </w:pPr>
       <w:r>
         <w:rPr>
-          <w:i/>
-          <w:iCs/>
+          <w:b/>
+          <w:bCs/>
         </w:rPr>
       </w:r>
     </w:p>
@@ -242,15 +246,15 @@
       <w:pPr>
         <w:pStyle w:val="Normal"/>
         <w:rPr>
-          <w:i w:val="false"/>
-          <w:i w:val="false"/>
-          <w:iCs w:val="false"/>
+          <w:i/>
+          <w:i/>
+          <w:iCs/>
         </w:rPr>
       </w:pPr>
       <w:r>
         <w:rPr>
-          <w:i w:val="false"/>
-          <w:iCs w:val="false"/>
+          <w:i/>
+          <w:iCs/>
         </w:rPr>
         <w:t>Tom: Submit hiring requisitions for 5 senior engineers by April 1</w:t>
       </w:r>
@@ -295,6 +299,19 @@
       <w:r>
         <w:rPr/>
         <w:t>--- End of Meeting Minutes ---</w:t>
+      </w:r>
+    </w:p>
+    <w:p>
+      <w:pPr>
+        <w:pStyle w:val="Normal"/>
+        <w:widowControl/>
+        <w:bidi w:val="0"/>
+        <w:spacing w:lineRule="auto" w:line="276" w:before="0" w:after="200"/>
+        <w:jc w:val="left"/>
+        <w:rPr/>
+      </w:pPr>
+      <w:r>
+        <w:rPr/>
       </w:r>
     </w:p>
     <w:sectPr>

--- a/assets/libreoffice_writ_njc/409f8738-31ec-406f-898f-01ed419b74b4/Meeting_L3_03.docx
+++ b/assets/libreoffice_writ_njc/409f8738-31ec-406f-898f-01ed419b74b4/Meeting_L3_03.docx
@@ -4,273 +4,86 @@
   <w:body>
     <w:p>
       <w:pPr>
-        <w:pStyle w:val="Title"/>
+        <w:pStyle w:val="Normal"/>
+        <w:widowControl/>
+        <w:bidi w:val="0"/>
+        <w:spacing w:lineRule="auto" w:line="276" w:before="0" w:after="200"/>
         <w:jc w:val="center"/>
-        <w:rPr/>
-      </w:pPr>
-      <w:r>
-        <w:rPr>
-          <w:sz w:val="40"/>
-          <w:szCs w:val="40"/>
-        </w:rPr>
-        <w:t>Meeting Minutes: First Quarter Strategy Review</w:t>
-      </w:r>
-    </w:p>
-    <w:p>
-      <w:pPr>
-        <w:pStyle w:val="Normal"/>
-        <w:rPr/>
-      </w:pPr>
-      <w:r>
-        <w:rPr/>
-        <w:t>Date: March 28, 2025 | Location: Conference Room A | Duration: 2 hours</w:t>
-      </w:r>
-    </w:p>
-    <w:p>
-      <w:pPr>
-        <w:pStyle w:val="Heading1"/>
-        <w:rPr>
-          <w:color w:val="003366"/>
-        </w:rPr>
-      </w:pPr>
-      <w:r>
-        <w:rPr>
-          <w:color w:val="003366"/>
-          <w:shd w:fill="auto" w:val="clear"/>
-        </w:rPr>
-        <w:t>Attendees</w:t>
-      </w:r>
-    </w:p>
-    <w:p>
-      <w:pPr>
-        <w:pStyle w:val="Normal"/>
         <w:rPr>
           <w:b w:val="false"/>
           <w:b w:val="false"/>
           <w:bCs w:val="false"/>
+          <w:i/>
+          <w:i/>
+          <w:iCs/>
+          <w:color w:val="2A6099"/>
+          <w:sz w:val="40"/>
+          <w:szCs w:val="40"/>
         </w:rPr>
       </w:pPr>
       <w:r>
         <w:rPr>
           <w:b w:val="false"/>
           <w:bCs w:val="false"/>
-        </w:rPr>
-        <w:t>John Smith (CEO), Sarah Johnson (CFO), Mike Chen (CTO), Lisa Park (VP Sales), Tom Wilson (VP Engineering)</w:t>
-      </w:r>
-    </w:p>
-    <w:p>
-      <w:pPr>
-        <w:pStyle w:val="Heading1"/>
-        <w:rPr>
-          <w:color w:val="003366"/>
-          <w:highlight w:val="none"/>
-          <w:shd w:fill="FFFF00" w:val="clear"/>
-        </w:rPr>
-      </w:pPr>
-      <w:r>
-        <w:rPr>
-          <w:color w:val="003366"/>
-          <w:shd w:fill="FFFF00" w:val="clear"/>
-        </w:rPr>
-        <w:t>Agenda Items</w:t>
-      </w:r>
-    </w:p>
-    <w:p>
-      <w:pPr>
-        <w:pStyle w:val="Normal"/>
-        <w:rPr/>
-      </w:pPr>
-      <w:r>
-        <w:rPr/>
-        <w:t>1. First Quarter Financial Review</w:t>
-      </w:r>
-    </w:p>
-    <w:p>
-      <w:pPr>
-        <w:pStyle w:val="Normal"/>
-        <w:rPr/>
-      </w:pPr>
-      <w:r>
-        <w:rPr/>
-        <w:t>2. Product Roadmap Update</w:t>
-      </w:r>
-    </w:p>
-    <w:p>
-      <w:pPr>
-        <w:pStyle w:val="Normal"/>
-        <w:rPr/>
-      </w:pPr>
-      <w:r>
-        <w:rPr/>
-        <w:t>3. Hiring Plan Discussion</w:t>
-      </w:r>
-    </w:p>
-    <w:p>
-      <w:pPr>
-        <w:pStyle w:val="Normal"/>
-        <w:rPr/>
-      </w:pPr>
-      <w:r>
-        <w:rPr/>
-        <w:t>4. Customer Feedback Summary</w:t>
-      </w:r>
-    </w:p>
-    <w:p>
-      <w:pPr>
-        <w:pStyle w:val="Heading1"/>
-        <w:rPr>
-          <w:color w:val="2A6099"/>
-        </w:rPr>
-      </w:pPr>
-      <w:r>
-        <w:rPr>
-          <w:color w:val="2A6099"/>
-        </w:rPr>
-        <w:t>Discussion Summary</w:t>
-      </w:r>
-    </w:p>
-    <w:p>
-      <w:pPr>
-        <w:pStyle w:val="Normal"/>
-        <w:rPr/>
-      </w:pPr>
-      <w:r>
-        <w:rPr/>
-        <w:t>The CEO opened with First Quarter results showing 22% revenue growth. The CFO noted that operating expenses were 5% under budget. The CTO presented the updated product roadmap with three major releases planned for Second Quarter. VP Sales reported a 30% increase in enterprise pipeline.</w:t>
-      </w:r>
-    </w:p>
-    <w:p>
-      <w:pPr>
-        <w:pStyle w:val="Heading1"/>
-        <w:rPr>
-          <w:color w:val="2A6099"/>
-        </w:rPr>
-      </w:pPr>
-      <w:r>
-        <w:rPr>
-          <w:color w:val="2A6099"/>
-        </w:rPr>
-        <w:t>Action Items</w:t>
-      </w:r>
-    </w:p>
-    <w:p>
-      <w:pPr>
-        <w:pStyle w:val="Normal"/>
-        <w:rPr>
-          <w:i w:val="false"/>
-          <w:i w:val="false"/>
-          <w:iCs w:val="false"/>
-        </w:rPr>
-      </w:pPr>
-      <w:r>
-        <w:rPr>
-          <w:b/>
-          <w:bCs/>
-          <w:i w:val="false"/>
-          <w:iCs w:val="false"/>
-        </w:rPr>
-        <w:t>Sarah: Prepare detailed First Quarter financial report by April 5</w:t>
-      </w:r>
-    </w:p>
-    <w:p>
-      <w:pPr>
-        <w:pStyle w:val="Normal"/>
-        <w:rPr>
-          <w:i w:val="false"/>
-          <w:i w:val="false"/>
-          <w:iCs w:val="false"/>
-        </w:rPr>
-      </w:pPr>
-      <w:r>
-        <w:rPr>
-          <w:b/>
-          <w:bCs/>
-          <w:i w:val="false"/>
-          <w:iCs w:val="false"/>
-        </w:rPr>
-        <w:t>Mike: Finalize Second Quarter sprint planning by April 3</w:t>
-      </w:r>
-    </w:p>
-    <w:p>
-      <w:pPr>
-        <w:pStyle w:val="Normal"/>
-        <w:rPr>
-          <w:i/>
           <w:i/>
           <w:iCs/>
-        </w:rPr>
-      </w:pPr>
-      <w:r>
-        <w:rPr>
-          <w:b/>
-          <w:bCs/>
-          <w:i/>
-          <w:iCs/>
-        </w:rPr>
-        <w:t>Lisa: Schedule customer advisory board meeting for April 15</w:t>
-      </w:r>
-    </w:p>
-    <w:p>
-      <w:pPr>
-        <w:pStyle w:val="Normal"/>
-        <w:rPr>
-          <w:b/>
-          <w:b/>
-          <w:bCs/>
-        </w:rPr>
-      </w:pPr>
-      <w:r>
-        <w:rPr>
-          <w:b/>
-          <w:bCs/>
+          <w:color w:val="2A6099"/>
+          <w:sz w:val="40"/>
+          <w:szCs w:val="40"/>
         </w:rPr>
       </w:r>
     </w:p>
     <w:p>
       <w:pPr>
         <w:pStyle w:val="Normal"/>
+        <w:widowControl/>
+        <w:bidi w:val="0"/>
+        <w:spacing w:lineRule="auto" w:line="276" w:before="0" w:after="200"/>
+        <w:jc w:val="center"/>
         <w:rPr>
-          <w:b/>
-          <w:b/>
-          <w:bCs/>
+          <w:b w:val="false"/>
+          <w:b w:val="false"/>
+          <w:bCs w:val="false"/>
+          <w:i/>
+          <w:i/>
+          <w:iCs/>
+          <w:color w:val="2A6099"/>
+          <w:sz w:val="40"/>
+          <w:szCs w:val="40"/>
         </w:rPr>
       </w:pPr>
       <w:r>
         <w:rPr>
-          <w:b/>
-          <w:bCs/>
+          <w:b w:val="false"/>
+          <w:bCs w:val="false"/>
+          <w:i/>
+          <w:iCs/>
+          <w:color w:val="2A6099"/>
+          <w:sz w:val="40"/>
+          <w:szCs w:val="40"/>
         </w:rPr>
       </w:r>
     </w:p>
     <w:p>
       <w:pPr>
         <w:pStyle w:val="Normal"/>
+        <w:widowControl/>
+        <w:bidi w:val="0"/>
+        <w:spacing w:lineRule="auto" w:line="276" w:before="0" w:after="200"/>
+        <w:jc w:val="center"/>
+        <w:rPr/>
+      </w:pPr>
+      <w:r>
         <w:rPr>
-          <w:i/>
+          <w:b w:val="false"/>
+          <w:bCs w:val="false"/>
           <w:i/>
           <w:iCs/>
+          <w:color w:val="2A6099"/>
+          <w:sz w:val="40"/>
+          <w:szCs w:val="40"/>
         </w:rPr>
-      </w:pPr>
-      <w:r>
-        <w:rPr>
-          <w:i/>
-          <w:iCs/>
-        </w:rPr>
-        <w:t>Tom: Submit hiring requisitions for 5 senior engineers by April 1</w:t>
-      </w:r>
-    </w:p>
-    <w:p>
-      <w:pPr>
-        <w:pStyle w:val="Heading1"/>
-        <w:rPr>
-          <w:color w:val="003366"/>
-        </w:rPr>
-      </w:pPr>
-      <w:r>
-        <w:rPr>
-          <w:color w:val="003366"/>
-        </w:rPr>
-        <w:t>Next Meeting</w:t>
+        <w:t>First Quarter--- End of Meeting Minutes ---</w:t>
       </w:r>
     </w:p>
     <w:p>
@@ -279,39 +92,20 @@
         <w:widowControl/>
         <w:bidi w:val="0"/>
         <w:spacing w:lineRule="auto" w:line="276" w:before="0" w:after="200"/>
-        <w:jc w:val="left"/>
+        <w:jc w:val="center"/>
         <w:rPr/>
       </w:pPr>
       <w:r>
-        <w:rPr/>
-        <w:t>April 25, 2025, 10:00 AM, Conference Room A</w:t>
-      </w:r>
-    </w:p>
-    <w:p>
-      <w:pPr>
-        <w:pStyle w:val="Normal"/>
-        <w:widowControl/>
-        <w:bidi w:val="0"/>
-        <w:spacing w:lineRule="auto" w:line="276" w:before="0" w:after="200"/>
-        <w:jc w:val="left"/>
-        <w:rPr/>
-      </w:pPr>
-      <w:r>
-        <w:rPr/>
+        <w:rPr>
+          <w:b w:val="false"/>
+          <w:bCs w:val="false"/>
+          <w:i/>
+          <w:iCs/>
+          <w:color w:val="2A6099"/>
+          <w:sz w:val="40"/>
+          <w:szCs w:val="40"/>
+        </w:rPr>
         <w:t>--- End of Meeting Minutes ---</w:t>
-      </w:r>
-    </w:p>
-    <w:p>
-      <w:pPr>
-        <w:pStyle w:val="Normal"/>
-        <w:widowControl/>
-        <w:bidi w:val="0"/>
-        <w:spacing w:lineRule="auto" w:line="276" w:before="0" w:after="200"/>
-        <w:jc w:val="left"/>
-        <w:rPr/>
-      </w:pPr>
-      <w:r>
-        <w:rPr/>
       </w:r>
     </w:p>
     <w:sectPr>
